--- a/templates/meridian-reference.docx
+++ b/templates/meridian-reference.docx
@@ -1924,6 +1924,9 @@
       <w:pBdr>
         <w:bottom w:val="single" w:sz="24" w:space="3" w:color="8C1D34"/>
       </w:pBdr>
+      <w:tabs>
+        <w:tab w:val="left" w:pos="595"/>
+      </w:tabs>
       <w:spacing w:before="620" w:after="200" w:line="240" w:lineRule="auto"/>
     </w:pPr>
     <w:rPr>
@@ -1952,6 +1955,9 @@
     <w:pPr>
       <w:keepNext/>
       <w:keepLines/>
+      <w:tabs>
+        <w:tab w:val="left" w:pos="793"/>
+      </w:tabs>
       <w:spacing w:before="440" w:after="130" w:line="240" w:lineRule="auto"/>
     </w:pPr>
     <w:rPr>
@@ -1982,6 +1988,9 @@
     <w:pPr>
       <w:keepNext/>
       <w:keepLines/>
+      <w:tabs>
+        <w:tab w:val="left" w:pos="992"/>
+      </w:tabs>
       <w:spacing w:before="340" w:after="100" w:line="240" w:lineRule="auto"/>
     </w:pPr>
     <w:rPr>
@@ -2012,6 +2021,9 @@
     <w:pPr>
       <w:keepNext/>
       <w:keepLines/>
+      <w:tabs>
+        <w:tab w:val="left" w:pos="1190"/>
+      </w:tabs>
       <w:spacing w:before="280" w:after="80" w:line="240" w:lineRule="auto"/>
     </w:pPr>
     <w:rPr>
@@ -2042,6 +2054,9 @@
     <w:pPr>
       <w:keepNext/>
       <w:keepLines/>
+      <w:tabs>
+        <w:tab w:val="left" w:pos="1389"/>
+      </w:tabs>
       <w:spacing w:before="260" w:after="70" w:line="240" w:lineRule="auto"/>
     </w:pPr>
     <w:rPr>
@@ -2275,13 +2290,13 @@
     <w:pPr>
       <w:wordWrap w:val="off"/>
       <w:keepLines/>
-      <w:shd w:val="clear" w:color="auto" w:fill="F8F7F7"/>
+      <w:shd w:val="clear" w:color="auto" w:fill="F8F5F5"/>
       <w:pBdr>
         <w:left w:val="single" w:sz="18" w:space="8" w:color="8C1D34"/>
-        <w:top w:val="single" w:sz="2" w:space="6" w:color="F8F7F7"/>
-        <w:bottom w:val="single" w:sz="2" w:space="6" w:color="F8F7F7"/>
-        <w:left w:val="single" w:sz="2" w:space="8" w:color="F8F7F7"/>
-        <w:right w:val="single" w:sz="2" w:space="8" w:color="F8F7F7"/>
+        <w:top w:val="single" w:sz="2" w:space="6" w:color="F8F5F5"/>
+        <w:bottom w:val="single" w:sz="2" w:space="6" w:color="F8F5F5"/>
+        <w:left w:val="single" w:sz="2" w:space="8" w:color="F8F5F5"/>
+        <w:right w:val="single" w:sz="2" w:space="8" w:color="F8F5F5"/>
       </w:pBdr>
       <w:spacing w:before="0" w:after="0" w:line="240" w:lineRule="auto"/>
       <w:contextualSpacing/>
@@ -2302,7 +2317,7 @@
       <w:color w:val="202226"/>
       <w:sz w:val="20"/>
       <w:szCs w:val="20"/>
-      <w:shd w:val="clear" w:color="auto" w:fill="F7EDEF"/>
+      <w:shd w:val="clear" w:color="auto" w:fill="F8F5F5"/>
     </w:rPr>
   </w:style>
   <w:style w:type="character" w:customStyle="1" w:styleId="KeywordTok">
@@ -2311,7 +2326,7 @@
     <w:rPr>
       <w:rFonts w:ascii="Consolas" w:hAnsi="Consolas" w:cs="Consolas"/>
       <w:b/>
-      <w:color w:val="0B4A7A"/>
+      <w:color w:val="5E1323"/>
       <w:sz w:val="19"/>
       <w:szCs w:val="19"/>
     </w:rPr>
@@ -2322,7 +2337,7 @@
     <w:rPr>
       <w:rFonts w:ascii="Consolas" w:hAnsi="Consolas" w:cs="Consolas"/>
       <w:b/>
-      <w:color w:val="0B4A7A"/>
+      <w:color w:val="5E1323"/>
       <w:sz w:val="19"/>
       <w:szCs w:val="19"/>
     </w:rPr>
@@ -2333,7 +2348,7 @@
     <w:rPr>
       <w:rFonts w:ascii="Consolas" w:hAnsi="Consolas" w:cs="Consolas"/>
       <w:b/>
-      <w:color w:val="0B4A7A"/>
+      <w:color w:val="5E1323"/>
       <w:sz w:val="19"/>
       <w:szCs w:val="19"/>
     </w:rPr>
@@ -2665,10 +2680,6 @@
   <w:style w:type="character" w:styleId="SectionNumber">
     <w:name w:val="Section Number"/>
     <w:basedOn w:val="DefaultParagraphFont"/>
-    <w:rPr>
-      <w:rFonts w:ascii="Aptos" w:hAnsi="Aptos" w:cs="Aptos"/>
-      <w:color w:val="6B7280"/>
-    </w:rPr>
   </w:style>
   <w:style w:type="paragraph" w:styleId="Bibliography">
     <w:name w:val="Bibliography"/>
